--- a/sources/veille/ai-act/2026-09-04_veille_ai-act.docx
+++ b/sources/veille/ai-act/2026-09-04_veille_ai-act.docx
@@ -989,7 +989,7 @@
           <w:sz w:val="22"/>
           <w:szCs w:val="22"/>
         </w:rPr>
-        <w:t xml:space="preserve">L'obligation de divulgation vise trois cas précis : hypertrucages, textes d'intérêt public publiés sans revue humaine, et reconnaissance des émotions/catégorisation biométrique. Un compte-rendu ou une évaluation rédigés avec l'aide d'une IA puis relus et validés par un professionnel n'entrent pas dans ce champ. En revanche : une page d'actualités alimentée automatiquement ou un chatbot famililles, oui.</w:t>
+        <w:t xml:space="preserve">L'obligation de divulgation vise trois cas précis : hypertrucages, textes d'intérêt public publiés sans revue humaine, et reconnaissance des émotions/catégorisation biométrique. Un compte-rendu ou une évaluation rédigés avec l'aide d'une IA puis relus et validés par un professionnel n'entrent pas dans ce champ. En revanche : une page d'actualités alimentée automatiquement ou un chatbot familles, oui.</w:t>
       </w:r>
     </w:p>
     <w:p>
@@ -1526,6 +1526,63 @@
           <w:szCs w:val="22"/>
         </w:rPr>
         <w:t xml:space="preserve">Guide HAS / CNIL "Accompagner le bon usage des systèmes d'intelligence artificielle en contexte de soins" (février 2026) : ressource sectorielle à mobiliser pour l'évaluation HAS (critères gouvernance numérique).</w:t>
+      </w:r>
+    </w:p>
+    <w:p>
+      <w:pPr>
+        <w:spacing w:after="120" w:before="280"/>
+      </w:pPr>
+      <w:r>
+        <w:rPr>
+          <w:rFonts w:ascii="Calibri" w:cs="Calibri" w:eastAsia="Calibri" w:hAnsi="Calibri"/>
+          <w:b/>
+          <w:bCs/>
+          <w:color w:val="1B3A6B"/>
+          <w:sz w:val="28"/>
+          <w:szCs w:val="28"/>
+        </w:rPr>
+        <w:t xml:space="preserve">📝 Journal des corrections</w:t>
+      </w:r>
+    </w:p>
+    <w:p>
+      <w:pPr>
+        <w:spacing w:after="80" w:before="80"/>
+      </w:pPr>
+      <w:r>
+        <w:rPr>
+          <w:rFonts w:ascii="Calibri" w:cs="Calibri" w:eastAsia="Calibri" w:hAnsi="Calibri"/>
+          <w:i/>
+          <w:iCs/>
+          <w:color w:val="1B3A6B"/>
+          <w:sz w:val="22"/>
+          <w:szCs w:val="22"/>
+        </w:rPr>
+        <w:t xml:space="preserve">Correction apportée le 4 septembre 2026 après relecture. La formulation d'origine est conservée ci-dessous.</w:t>
+      </w:r>
+    </w:p>
+    <w:p>
+      <w:pPr>
+        <w:spacing w:after="60" w:before="60"/>
+      </w:pPr>
+      <w:r>
+        <w:rPr>
+          <w:rFonts w:ascii="Calibri" w:cs="Calibri" w:eastAsia="Calibri" w:hAnsi="Calibri"/>
+          <w:b/>
+          <w:bCs/>
+          <w:color w:val="1F2937"/>
+          <w:sz w:val="22"/>
+          <w:szCs w:val="22"/>
+        </w:rPr>
+        <w:t xml:space="preserve">1. « un chatbot famililles » — </w:t>
+      </w:r>
+      <w:r>
+        <w:rPr>
+          <w:rFonts w:ascii="Calibri" w:cs="Calibri" w:eastAsia="Calibri" w:hAnsi="Calibri"/>
+          <w:color w:val="1F2937"/>
+          <w:sz w:val="22"/>
+          <w:szCs w:val="22"/>
+        </w:rPr>
+        <w:t xml:space="preserve">section « Impacts pour les ESSMS », rappel opérationnel sur l'article 50. Coquille de frappe, devenue « un chatbot familles ». Aucun autre point n'a été repris : la chronologie réglementaire a été vérifiée ligne à ligne sur l'AI Act Service Desk — y compris l'échéance du 2 décembre 2026 rattachée à l'article 50(2) — et les dix URL citées répondent toutes 200.</w:t>
       </w:r>
     </w:p>
     <w:p>

--- a/sources/veille/ai-act/2026-09-04_veille_ai-act.docx
+++ b/sources/veille/ai-act/2026-09-04_veille_ai-act.docx
@@ -248,7 +248,7 @@
           <w:sz w:val="22"/>
           <w:szCs w:val="22"/>
         </w:rPr>
-        <w:t xml:space="preserve">Source : AI Act Service Desk, consulté le 04/09/2026.</w:t>
+        <w:t xml:space="preserve">Source : AI Act Service Desk — chronologie d'implémentation, ai-act-service-desk.ec.europa.eu (liée dans Sources du jour), consultée le 04/09/2026.</w:t>
       </w:r>
     </w:p>
     <w:p>
@@ -1356,27 +1356,30 @@
         </w:rPr>
         <w:t xml:space="preserve">⛔ </w:t>
       </w:r>
-      <w:r>
-        <w:rPr>
-          <w:rFonts w:ascii="Calibri" w:cs="Calibri" w:eastAsia="Calibri" w:hAnsi="Calibri"/>
-          <w:b w:val="false"/>
-          <w:bCs w:val="false"/>
-          <w:color w:val="1F2937"/>
-          <w:sz w:val="22"/>
-          <w:szCs w:val="22"/>
-        </w:rPr>
-        <w:t xml:space="preserve">artificialintelligenceact.eu (Future of Life Institute)</w:t>
-      </w:r>
-      <w:r>
-        <w:rPr>
-          <w:rFonts w:ascii="Calibri" w:cs="Calibri" w:eastAsia="Calibri" w:hAnsi="Calibri"/>
-          <w:b w:val="false"/>
-          <w:bCs w:val="false"/>
-          <w:color w:val="1F2937"/>
-          <w:sz w:val="22"/>
-          <w:szCs w:val="22"/>
-        </w:rPr>
-        <w:t xml:space="preserve"> — Source morte — rendu JavaScript côté client, non extractible en headless (constaté juillet et août 2026, ne plus tenter)</w:t>
+      <w:hyperlink w:history="1" r:id="rIdfli2026">
+        <w:r>
+          <w:rPr>
+            <w:rFonts w:ascii="Calibri" w:cs="Calibri" w:eastAsia="Calibri" w:hAnsi="Calibri"/>
+            <w:b w:val="false"/>
+            <w:bCs w:val="false"/>
+            <w:sz w:val="22"/>
+            <w:szCs w:val="22"/>
+            <w:color w:val="1155CC"/>
+            <w:u w:val="single"/>
+          </w:rPr>
+          <w:t xml:space="preserve">artificialintelligenceact.eu (Future of Life Institute)</w:t>
+        </w:r>
+      </w:hyperlink>
+      <w:r>
+        <w:rPr>
+          <w:rFonts w:ascii="Calibri" w:cs="Calibri" w:eastAsia="Calibri" w:hAnsi="Calibri"/>
+          <w:b w:val="false"/>
+          <w:bCs w:val="false"/>
+          <w:color w:val="1F2937"/>
+          <w:sz w:val="22"/>
+          <w:szCs w:val="22"/>
+        </w:rPr>
+        <w:t xml:space="preserve"> — non extraite par l'agent du job (rendu JavaScript) ; répond 200 et 16 376 caractères utiles à un navigateur le 12/09/2026 — « source morte, ne plus tenter » retiré et lien ajouté le 12/09/2026</w:t>
       </w:r>
     </w:p>
     <w:p>
@@ -1598,6 +1601,20 @@
           <w:szCs w:val="18"/>
         </w:rPr>
         <w:t xml:space="preserve">Job ai-act-veille | Claude Code — Veille hebdomadaire automatisée</w:t>
+      </w:r>
+    </w:p>
+    <w:p>
+      <w:pPr>
+        <w:spacing w:after="80"/>
+      </w:pPr>
+      <w:r>
+        <w:rPr>
+          <w:rFonts w:ascii="Calibri" w:cs="Calibri" w:eastAsia="Calibri" w:hAnsi="Calibri"/>
+          <w:color w:val="1F2937"/>
+          <w:sz w:val="22"/>
+          <w:szCs w:val="22"/>
+        </w:rPr>
+        <w:t xml:space="preserve">Source ⛔ nommée sans lien, et déclarée morte — 12/09/2026. La rubrique Sources du jour listait « artificialintelligenceact.eu (Future of Life Institute) — Source morte — rendu JavaScript côté client, non extractible en headless (constaté juillet et août 2026, ne plus tenter) », sans lien. Le site répond 200 et 16 376 caractères utiles à un navigateur (mesure du 12/09/2026, déjà faite pour l'édition du 11/09) : c'est l'agent du job qu'il refuse. Lien posé, « ne plus tenter » retiré ; le statut ⛔ reste, la source n'a pas été lue ce jour-là. Même correction que l'édition du 11/09, règle 10 du prompt. Dans le corps, la ligne « Source : AI Act Service Desk, consulté le 04/09/2026 » sous les échéances nommait sa source sans domaine : elle porte désormais le domaine de la page liée dans Sources du jour (passe A4 du contrôle).</w:t>
       </w:r>
     </w:p>
     <w:sectPr>
